--- a/Mark/Java/Mark Haney.docx
+++ b/Mark/Java/Mark Haney.docx
@@ -123,8 +123,6 @@
               </w:rPr>
               <w:t>Dardanelle, AR</w:t>
             </w:r>
-            <w:bookmarkStart w:id="0" w:name="_GoBack"/>
-            <w:bookmarkEnd w:id="0"/>
           </w:p>
           <w:p>
             <w:pPr>
@@ -168,7 +166,17 @@
                 <w:sz w:val="24"/>
                 <w:szCs w:val="24"/>
               </w:rPr>
-              <w:t xml:space="preserve">+1 (407) 801-1287 </w:t>
+              <w:t>+1 (430) 279-2231</w:t>
+            </w:r>
+            <w:bookmarkStart w:id="0" w:name="_GoBack"/>
+            <w:bookmarkEnd w:id="0"/>
+            <w:r>
+              <w:rPr>
+                <w:rFonts w:ascii="Times New Roman" w:eastAsia="Times New Roman" w:hAnsi="Times New Roman" w:cs="Times New Roman"/>
+                <w:sz w:val="24"/>
+                <w:szCs w:val="24"/>
+              </w:rPr>
+              <w:t xml:space="preserve"> </w:t>
             </w:r>
             <w:r>
               <w:rPr>
@@ -6737,7 +6745,7 @@
 </file>
 
 <file path=customXml/itemProps1.xml><?xml version="1.0" encoding="utf-8"?>
-<ds:datastoreItem xmlns:ds="http://schemas.openxmlformats.org/officeDocument/2006/customXml" ds:itemID="{D38D4985-09D8-446C-BB13-AC153640B2C7}">
+<ds:datastoreItem xmlns:ds="http://schemas.openxmlformats.org/officeDocument/2006/customXml" ds:itemID="{362BDF42-260B-4699-8063-2207CBE87006}">
   <ds:schemaRefs>
     <ds:schemaRef ds:uri="http://schemas.openxmlformats.org/officeDocument/2006/bibliography"/>
   </ds:schemaRefs>
